--- a/readme_ja.docx
+++ b/readme_ja.docx
@@ -26,7 +26,7 @@
       <w:r>
         <w:drawing>
           <wp:inline>
-            <wp:extent cx="876300" cy="190500"/>
+            <wp:extent cx="971550" cy="190500"/>
             <wp:effectExtent b="0" l="0" r="0" t="0"/>
             <wp:docPr descr="GitHub" title="" id="10" name="Picture"/>
             <a:graphic>
@@ -56,7 +56,7 @@
                   <pic:spPr bwMode="auto">
                     <a:xfrm>
                       <a:off x="0" y="0"/>
-                      <a:ext cx="876300" cy="190500"/>
+                      <a:ext cx="971550" cy="190500"/>
                     </a:xfrm>
                     <a:prstGeom prst="rect">
                       <a:avLst/>
@@ -80,7 +80,7 @@
       <w:r>
         <w:drawing>
           <wp:inline>
-            <wp:extent cx="2743200" cy="190500"/>
+            <wp:extent cx="762000" cy="190500"/>
             <wp:effectExtent b="0" l="0" r="0" t="0"/>
             <wp:docPr descr="GitHub tag (with filter)" title="" id="13" name="Picture"/>
             <a:graphic>
@@ -110,7 +110,7 @@
                   <pic:spPr bwMode="auto">
                     <a:xfrm>
                       <a:off x="0" y="0"/>
-                      <a:ext cx="2743200" cy="190500"/>
+                      <a:ext cx="762000" cy="190500"/>
                     </a:xfrm>
                     <a:prstGeom prst="rect">
                       <a:avLst/>

--- a/readme_ja.docx
+++ b/readme_ja.docx
@@ -10,7 +10,7 @@
         <w:t xml:space="preserve">readme_ja</w:t>
       </w:r>
     </w:p>
-    <w:bookmarkStart w:id="63" w:name="gramophone"/>
+    <w:bookmarkStart w:id="27" w:name="gramophone"/>
     <w:p>
       <w:pPr>
         <w:pStyle w:val="Heading1"/>
@@ -24,164 +24,23 @@
         <w:pStyle w:val="FirstParagraph"/>
       </w:pPr>
       <w:r>
-        <w:drawing>
-          <wp:inline>
-            <wp:extent cx="971550" cy="190500"/>
-            <wp:effectExtent b="0" l="0" r="0" t="0"/>
-            <wp:docPr descr="GitHub" title="" id="10" name="Picture"/>
-            <a:graphic>
-              <a:graphicData uri="http://schemas.openxmlformats.org/drawingml/2006/picture">
-                <pic:pic>
-                  <pic:nvPicPr>
-                    <pic:cNvPr descr="https://img.shields.io/github/license/FoedusProgramme/Gramophone?style=flat-square&amp;logoColor=white&amp;labelColor=black&amp;color=white" id="11" name="Picture"/>
-                    <pic:cNvPicPr>
-                      <a:picLocks noChangeArrowheads="1" noChangeAspect="1"/>
-                    </pic:cNvPicPr>
-                  </pic:nvPicPr>
-                  <pic:blipFill>
-                    <a:blip>
-                      <a:extLst>
-                        <a:ext uri="{28A0092B-C50C-407E-A947-70E740481C1C}">
-                          <a14:useLocalDpi xmlns:a14="http://schemas.microsoft.com/office/drawing/2010/main" val="0"/>
-                        </a:ext>
-                        <a:ext uri="{96DAC541-7B7A-43D3-8B79-37D633B846F1}">
-                          <asvg:svgBlip xmlns:asvg="http://schemas.microsoft.com/office/drawing/2016/SVG/main" r:embed="rId9"/>
-                        </a:ext>
-                      </a:extLst>
-                    </a:blip>
-                    <a:stretch>
-                      <a:fillRect/>
-                    </a:stretch>
-                  </pic:blipFill>
-                  <pic:spPr bwMode="auto">
-                    <a:xfrm>
-                      <a:off x="0" y="0"/>
-                      <a:ext cx="971550" cy="190500"/>
-                    </a:xfrm>
-                    <a:prstGeom prst="rect">
-                      <a:avLst/>
-                    </a:prstGeom>
-                    <a:noFill/>
-                    <a:ln w="9525">
-                      <a:noFill/>
-                      <a:headEnd/>
-                      <a:tailEnd/>
-                    </a:ln>
-                  </pic:spPr>
-                </pic:pic>
-              </a:graphicData>
-            </a:graphic>
-          </wp:inline>
-        </w:drawing>
+        <w:t xml:space="preserve">GitHub</w:t>
       </w:r>
       <w:r>
         <w:t xml:space="preserve"> </w:t>
       </w:r>
       <w:r>
-        <w:drawing>
-          <wp:inline>
-            <wp:extent cx="762000" cy="190500"/>
-            <wp:effectExtent b="0" l="0" r="0" t="0"/>
-            <wp:docPr descr="GitHub tag (with filter)" title="" id="13" name="Picture"/>
-            <a:graphic>
-              <a:graphicData uri="http://schemas.openxmlformats.org/drawingml/2006/picture">
-                <pic:pic>
-                  <pic:nvPicPr>
-                    <pic:cNvPr descr="https://img.shields.io/github/v/tag/FoedusProgramme/Gramophone?style=flat-square&amp;logoColor=white&amp;labelColor=black&amp;color=white" id="14" name="Picture"/>
-                    <pic:cNvPicPr>
-                      <a:picLocks noChangeArrowheads="1" noChangeAspect="1"/>
-                    </pic:cNvPicPr>
-                  </pic:nvPicPr>
-                  <pic:blipFill>
-                    <a:blip>
-                      <a:extLst>
-                        <a:ext uri="{28A0092B-C50C-407E-A947-70E740481C1C}">
-                          <a14:useLocalDpi xmlns:a14="http://schemas.microsoft.com/office/drawing/2010/main" val="0"/>
-                        </a:ext>
-                        <a:ext uri="{96DAC541-7B7A-43D3-8B79-37D633B846F1}">
-                          <asvg:svgBlip xmlns:asvg="http://schemas.microsoft.com/office/drawing/2016/SVG/main" r:embed="rId12"/>
-                        </a:ext>
-                      </a:extLst>
-                    </a:blip>
-                    <a:stretch>
-                      <a:fillRect/>
-                    </a:stretch>
-                  </pic:blipFill>
-                  <pic:spPr bwMode="auto">
-                    <a:xfrm>
-                      <a:off x="0" y="0"/>
-                      <a:ext cx="762000" cy="190500"/>
-                    </a:xfrm>
-                    <a:prstGeom prst="rect">
-                      <a:avLst/>
-                    </a:prstGeom>
-                    <a:noFill/>
-                    <a:ln w="9525">
-                      <a:noFill/>
-                      <a:headEnd/>
-                      <a:tailEnd/>
-                    </a:ln>
-                  </pic:spPr>
-                </pic:pic>
-              </a:graphicData>
-            </a:graphic>
-          </wp:inline>
-        </w:drawing>
+        <w:t xml:space="preserve">GitHub tag (with filter)</w:t>
       </w:r>
       <w:r>
         <w:t xml:space="preserve"> </w:t>
       </w:r>
-      <w:hyperlink r:id="rId18">
+      <w:hyperlink r:id="rId9">
         <w:r>
-          <w:drawing>
-            <wp:inline>
-              <wp:extent cx="752475" cy="190500"/>
-              <wp:effectExtent b="0" l="0" r="0" t="0"/>
-              <wp:docPr descr="Static Badge" title="" id="16" name="Picture"/>
-              <a:graphic>
-                <a:graphicData uri="http://schemas.openxmlformats.org/drawingml/2006/picture">
-                  <pic:pic>
-                    <pic:nvPicPr>
-                      <pic:cNvPr descr="https://img.shields.io/badge/Telegram-Content?style=flat-square&amp;logo=telegram&amp;logoColor=black&amp;color=white" id="17" name="Picture"/>
-                      <pic:cNvPicPr>
-                        <a:picLocks noChangeArrowheads="1" noChangeAspect="1"/>
-                      </pic:cNvPicPr>
-                    </pic:nvPicPr>
-                    <pic:blipFill>
-                      <a:blip>
-                        <a:extLst>
-                          <a:ext uri="{28A0092B-C50C-407E-A947-70E740481C1C}">
-                            <a14:useLocalDpi xmlns:a14="http://schemas.microsoft.com/office/drawing/2010/main" val="0"/>
-                          </a:ext>
-                          <a:ext uri="{96DAC541-7B7A-43D3-8B79-37D633B846F1}">
-                            <asvg:svgBlip xmlns:asvg="http://schemas.microsoft.com/office/drawing/2016/SVG/main" r:embed="rId15"/>
-                          </a:ext>
-                        </a:extLst>
-                      </a:blip>
-                      <a:stretch>
-                        <a:fillRect/>
-                      </a:stretch>
-                    </pic:blipFill>
-                    <pic:spPr bwMode="auto">
-                      <a:xfrm>
-                        <a:off x="0" y="0"/>
-                        <a:ext cx="752475" cy="190500"/>
-                      </a:xfrm>
-                      <a:prstGeom prst="rect">
-                        <a:avLst/>
-                      </a:prstGeom>
-                      <a:noFill/>
-                      <a:ln w="9525">
-                        <a:noFill/>
-                        <a:headEnd/>
-                        <a:tailEnd/>
-                      </a:ln>
-                    </pic:spPr>
-                  </pic:pic>
-                </a:graphicData>
-              </a:graphic>
-            </wp:inline>
-          </w:drawing>
+          <w:rPr>
+            <w:rStyle w:val="Hyperlink"/>
+          </w:rPr>
+          <w:t xml:space="preserve">Static Badge</w:t>
         </w:r>
       </w:hyperlink>
     </w:p>
@@ -189,7 +48,7 @@
       <w:pPr>
         <w:pStyle w:val="BodyText"/>
       </w:pPr>
-      <w:hyperlink r:id="rId19">
+      <w:hyperlink r:id="rId10">
         <w:r>
           <w:rPr>
             <w:rStyle w:val="Hyperlink"/>
@@ -225,9 +84,9 @@
       <w:pPr>
         <w:pStyle w:val="BodyText"/>
       </w:pPr>
-      <w:hyperlink r:id="rId20"/>
-    </w:p>
-    <w:bookmarkStart w:id="21" w:name="機能"/>
+      <w:hyperlink r:id="rId11"/>
+    </w:p>
+    <w:bookmarkStart w:id="12" w:name="機能"/>
     <w:p>
       <w:pPr>
         <w:pStyle w:val="Heading2"/>
@@ -368,8 +227,8 @@
         <w:t xml:space="preserve">読み取り専用のプレイリストをサポート</w:t>
       </w:r>
     </w:p>
-    <w:bookmarkEnd w:id="21"/>
-    <w:bookmarkStart w:id="49" w:name="スクリーンショット"/>
+    <w:bookmarkEnd w:id="12"/>
+    <w:bookmarkStart w:id="13" w:name="スクリーンショット"/>
     <w:p>
       <w:pPr>
         <w:pStyle w:val="Heading2"/>
@@ -400,46 +259,7 @@
               <w:pStyle w:val="Compact"/>
             </w:pPr>
             <w:r>
-              <w:drawing>
-                <wp:inline>
-                  <wp:extent cx="5334000" cy="10668000"/>
-                  <wp:effectExtent b="0" l="0" r="0" t="0"/>
-                  <wp:docPr descr="Screenshot 1" title="" id="23" name="Picture"/>
-                  <a:graphic>
-                    <a:graphicData uri="http://schemas.openxmlformats.org/drawingml/2006/picture">
-                      <pic:pic>
-                        <pic:nvPicPr>
-                          <pic:cNvPr descr="https://raw.githubusercontent.com/FoedusProgramme/Gramophone/beta/fastlane/metadata/android/en-US/images/phoneScreenshots/screenshot_1.jpg" id="24" name="Picture"/>
-                          <pic:cNvPicPr>
-                            <a:picLocks noChangeArrowheads="1" noChangeAspect="1"/>
-                          </pic:cNvPicPr>
-                        </pic:nvPicPr>
-                        <pic:blipFill>
-                          <a:blip r:embed="rId22"/>
-                          <a:stretch>
-                            <a:fillRect/>
-                          </a:stretch>
-                        </pic:blipFill>
-                        <pic:spPr bwMode="auto">
-                          <a:xfrm>
-                            <a:off x="0" y="0"/>
-                            <a:ext cx="5334000" cy="10668000"/>
-                          </a:xfrm>
-                          <a:prstGeom prst="rect">
-                            <a:avLst/>
-                          </a:prstGeom>
-                          <a:noFill/>
-                          <a:ln w="9525">
-                            <a:noFill/>
-                            <a:headEnd/>
-                            <a:tailEnd/>
-                          </a:ln>
-                        </pic:spPr>
-                      </pic:pic>
-                    </a:graphicData>
-                  </a:graphic>
-                </wp:inline>
-              </w:drawing>
+              <w:t xml:space="preserve">Screenshot 1</w:t>
             </w:r>
           </w:p>
         </w:tc>
@@ -450,46 +270,7 @@
               <w:pStyle w:val="Compact"/>
             </w:pPr>
             <w:r>
-              <w:drawing>
-                <wp:inline>
-                  <wp:extent cx="5334000" cy="10668000"/>
-                  <wp:effectExtent b="0" l="0" r="0" t="0"/>
-                  <wp:docPr descr="Screenshot 2" title="" id="26" name="Picture"/>
-                  <a:graphic>
-                    <a:graphicData uri="http://schemas.openxmlformats.org/drawingml/2006/picture">
-                      <pic:pic>
-                        <pic:nvPicPr>
-                          <pic:cNvPr descr="https://raw.githubusercontent.com/FoedusProgramme/Gramophone/beta/fastlane/metadata/android/en-US/images/phoneScreenshots/screenshot_2.jpg" id="27" name="Picture"/>
-                          <pic:cNvPicPr>
-                            <a:picLocks noChangeArrowheads="1" noChangeAspect="1"/>
-                          </pic:cNvPicPr>
-                        </pic:nvPicPr>
-                        <pic:blipFill>
-                          <a:blip r:embed="rId25"/>
-                          <a:stretch>
-                            <a:fillRect/>
-                          </a:stretch>
-                        </pic:blipFill>
-                        <pic:spPr bwMode="auto">
-                          <a:xfrm>
-                            <a:off x="0" y="0"/>
-                            <a:ext cx="5334000" cy="10668000"/>
-                          </a:xfrm>
-                          <a:prstGeom prst="rect">
-                            <a:avLst/>
-                          </a:prstGeom>
-                          <a:noFill/>
-                          <a:ln w="9525">
-                            <a:noFill/>
-                            <a:headEnd/>
-                            <a:tailEnd/>
-                          </a:ln>
-                        </pic:spPr>
-                      </pic:pic>
-                    </a:graphicData>
-                  </a:graphic>
-                </wp:inline>
-              </w:drawing>
+              <w:t xml:space="preserve">Screenshot 2</w:t>
             </w:r>
           </w:p>
         </w:tc>
@@ -500,46 +281,7 @@
               <w:pStyle w:val="Compact"/>
             </w:pPr>
             <w:r>
-              <w:drawing>
-                <wp:inline>
-                  <wp:extent cx="5334000" cy="10668000"/>
-                  <wp:effectExtent b="0" l="0" r="0" t="0"/>
-                  <wp:docPr descr="Screenshot 3" title="" id="29" name="Picture"/>
-                  <a:graphic>
-                    <a:graphicData uri="http://schemas.openxmlformats.org/drawingml/2006/picture">
-                      <pic:pic>
-                        <pic:nvPicPr>
-                          <pic:cNvPr descr="https://raw.githubusercontent.com/FoedusProgramme/Gramophone/beta/fastlane/metadata/android/en-US/images/phoneScreenshots/screenshot_3.jpg" id="30" name="Picture"/>
-                          <pic:cNvPicPr>
-                            <a:picLocks noChangeArrowheads="1" noChangeAspect="1"/>
-                          </pic:cNvPicPr>
-                        </pic:nvPicPr>
-                        <pic:blipFill>
-                          <a:blip r:embed="rId28"/>
-                          <a:stretch>
-                            <a:fillRect/>
-                          </a:stretch>
-                        </pic:blipFill>
-                        <pic:spPr bwMode="auto">
-                          <a:xfrm>
-                            <a:off x="0" y="0"/>
-                            <a:ext cx="5334000" cy="10668000"/>
-                          </a:xfrm>
-                          <a:prstGeom prst="rect">
-                            <a:avLst/>
-                          </a:prstGeom>
-                          <a:noFill/>
-                          <a:ln w="9525">
-                            <a:noFill/>
-                            <a:headEnd/>
-                            <a:tailEnd/>
-                          </a:ln>
-                        </pic:spPr>
-                      </pic:pic>
-                    </a:graphicData>
-                  </a:graphic>
-                </wp:inline>
-              </w:drawing>
+              <w:t xml:space="preserve">Screenshot 3</w:t>
             </w:r>
           </w:p>
         </w:tc>
@@ -552,46 +294,7 @@
               <w:pStyle w:val="Compact"/>
             </w:pPr>
             <w:r>
-              <w:drawing>
-                <wp:inline>
-                  <wp:extent cx="5334000" cy="10668000"/>
-                  <wp:effectExtent b="0" l="0" r="0" t="0"/>
-                  <wp:docPr descr="Screenshot 4" title="" id="32" name="Picture"/>
-                  <a:graphic>
-                    <a:graphicData uri="http://schemas.openxmlformats.org/drawingml/2006/picture">
-                      <pic:pic>
-                        <pic:nvPicPr>
-                          <pic:cNvPr descr="https://raw.githubusercontent.com/FoedusProgramme/Gramophone/beta/fastlane/metadata/android/en-US/images/phoneScreenshots/screenshot_4.jpg" id="33" name="Picture"/>
-                          <pic:cNvPicPr>
-                            <a:picLocks noChangeArrowheads="1" noChangeAspect="1"/>
-                          </pic:cNvPicPr>
-                        </pic:nvPicPr>
-                        <pic:blipFill>
-                          <a:blip r:embed="rId31"/>
-                          <a:stretch>
-                            <a:fillRect/>
-                          </a:stretch>
-                        </pic:blipFill>
-                        <pic:spPr bwMode="auto">
-                          <a:xfrm>
-                            <a:off x="0" y="0"/>
-                            <a:ext cx="5334000" cy="10668000"/>
-                          </a:xfrm>
-                          <a:prstGeom prst="rect">
-                            <a:avLst/>
-                          </a:prstGeom>
-                          <a:noFill/>
-                          <a:ln w="9525">
-                            <a:noFill/>
-                            <a:headEnd/>
-                            <a:tailEnd/>
-                          </a:ln>
-                        </pic:spPr>
-                      </pic:pic>
-                    </a:graphicData>
-                  </a:graphic>
-                </wp:inline>
-              </w:drawing>
+              <w:t xml:space="preserve">Screenshot 4</w:t>
             </w:r>
           </w:p>
         </w:tc>
@@ -602,46 +305,7 @@
               <w:pStyle w:val="Compact"/>
             </w:pPr>
             <w:r>
-              <w:drawing>
-                <wp:inline>
-                  <wp:extent cx="5334000" cy="10668000"/>
-                  <wp:effectExtent b="0" l="0" r="0" t="0"/>
-                  <wp:docPr descr="Screenshot 5" title="" id="35" name="Picture"/>
-                  <a:graphic>
-                    <a:graphicData uri="http://schemas.openxmlformats.org/drawingml/2006/picture">
-                      <pic:pic>
-                        <pic:nvPicPr>
-                          <pic:cNvPr descr="https://raw.githubusercontent.com/FoedusProgramme/Gramophone/beta/fastlane/metadata/android/en-US/images/phoneScreenshots/screenshot_5.jpg" id="36" name="Picture"/>
-                          <pic:cNvPicPr>
-                            <a:picLocks noChangeArrowheads="1" noChangeAspect="1"/>
-                          </pic:cNvPicPr>
-                        </pic:nvPicPr>
-                        <pic:blipFill>
-                          <a:blip r:embed="rId34"/>
-                          <a:stretch>
-                            <a:fillRect/>
-                          </a:stretch>
-                        </pic:blipFill>
-                        <pic:spPr bwMode="auto">
-                          <a:xfrm>
-                            <a:off x="0" y="0"/>
-                            <a:ext cx="5334000" cy="10668000"/>
-                          </a:xfrm>
-                          <a:prstGeom prst="rect">
-                            <a:avLst/>
-                          </a:prstGeom>
-                          <a:noFill/>
-                          <a:ln w="9525">
-                            <a:noFill/>
-                            <a:headEnd/>
-                            <a:tailEnd/>
-                          </a:ln>
-                        </pic:spPr>
-                      </pic:pic>
-                    </a:graphicData>
-                  </a:graphic>
-                </wp:inline>
-              </w:drawing>
+              <w:t xml:space="preserve">Screenshot 5</w:t>
             </w:r>
           </w:p>
         </w:tc>
@@ -652,46 +316,7 @@
               <w:pStyle w:val="Compact"/>
             </w:pPr>
             <w:r>
-              <w:drawing>
-                <wp:inline>
-                  <wp:extent cx="5334000" cy="10668000"/>
-                  <wp:effectExtent b="0" l="0" r="0" t="0"/>
-                  <wp:docPr descr="Screenshot 6" title="" id="38" name="Picture"/>
-                  <a:graphic>
-                    <a:graphicData uri="http://schemas.openxmlformats.org/drawingml/2006/picture">
-                      <pic:pic>
-                        <pic:nvPicPr>
-                          <pic:cNvPr descr="https://raw.githubusercontent.com/FoedusProgramme/Gramophone/beta/fastlane/metadata/android/en-US/images/phoneScreenshots/screenshot_6.jpg" id="39" name="Picture"/>
-                          <pic:cNvPicPr>
-                            <a:picLocks noChangeArrowheads="1" noChangeAspect="1"/>
-                          </pic:cNvPicPr>
-                        </pic:nvPicPr>
-                        <pic:blipFill>
-                          <a:blip r:embed="rId37"/>
-                          <a:stretch>
-                            <a:fillRect/>
-                          </a:stretch>
-                        </pic:blipFill>
-                        <pic:spPr bwMode="auto">
-                          <a:xfrm>
-                            <a:off x="0" y="0"/>
-                            <a:ext cx="5334000" cy="10668000"/>
-                          </a:xfrm>
-                          <a:prstGeom prst="rect">
-                            <a:avLst/>
-                          </a:prstGeom>
-                          <a:noFill/>
-                          <a:ln w="9525">
-                            <a:noFill/>
-                            <a:headEnd/>
-                            <a:tailEnd/>
-                          </a:ln>
-                        </pic:spPr>
-                      </pic:pic>
-                    </a:graphicData>
-                  </a:graphic>
-                </wp:inline>
-              </w:drawing>
+              <w:t xml:space="preserve">Screenshot 6</w:t>
             </w:r>
           </w:p>
         </w:tc>
@@ -704,46 +329,7 @@
               <w:pStyle w:val="Compact"/>
             </w:pPr>
             <w:r>
-              <w:drawing>
-                <wp:inline>
-                  <wp:extent cx="5334000" cy="10668000"/>
-                  <wp:effectExtent b="0" l="0" r="0" t="0"/>
-                  <wp:docPr descr="Screenshot 7" title="" id="41" name="Picture"/>
-                  <a:graphic>
-                    <a:graphicData uri="http://schemas.openxmlformats.org/drawingml/2006/picture">
-                      <pic:pic>
-                        <pic:nvPicPr>
-                          <pic:cNvPr descr="https://raw.githubusercontent.com/FoedusProgramme/Gramophone/beta/fastlane/metadata/android/en-US/images/phoneScreenshots/screenshot_7.jpg" id="42" name="Picture"/>
-                          <pic:cNvPicPr>
-                            <a:picLocks noChangeArrowheads="1" noChangeAspect="1"/>
-                          </pic:cNvPicPr>
-                        </pic:nvPicPr>
-                        <pic:blipFill>
-                          <a:blip r:embed="rId40"/>
-                          <a:stretch>
-                            <a:fillRect/>
-                          </a:stretch>
-                        </pic:blipFill>
-                        <pic:spPr bwMode="auto">
-                          <a:xfrm>
-                            <a:off x="0" y="0"/>
-                            <a:ext cx="5334000" cy="10668000"/>
-                          </a:xfrm>
-                          <a:prstGeom prst="rect">
-                            <a:avLst/>
-                          </a:prstGeom>
-                          <a:noFill/>
-                          <a:ln w="9525">
-                            <a:noFill/>
-                            <a:headEnd/>
-                            <a:tailEnd/>
-                          </a:ln>
-                        </pic:spPr>
-                      </pic:pic>
-                    </a:graphicData>
-                  </a:graphic>
-                </wp:inline>
-              </w:drawing>
+              <w:t xml:space="preserve">Screenshot 7</w:t>
             </w:r>
           </w:p>
         </w:tc>
@@ -754,46 +340,7 @@
               <w:pStyle w:val="Compact"/>
             </w:pPr>
             <w:r>
-              <w:drawing>
-                <wp:inline>
-                  <wp:extent cx="5334000" cy="10668000"/>
-                  <wp:effectExtent b="0" l="0" r="0" t="0"/>
-                  <wp:docPr descr="Screenshot 8" title="" id="44" name="Picture"/>
-                  <a:graphic>
-                    <a:graphicData uri="http://schemas.openxmlformats.org/drawingml/2006/picture">
-                      <pic:pic>
-                        <pic:nvPicPr>
-                          <pic:cNvPr descr="https://raw.githubusercontent.com/FoedusProgramme/Gramophone/beta/fastlane/metadata/android/en-US/images/phoneScreenshots/screenshot_8.jpg" id="45" name="Picture"/>
-                          <pic:cNvPicPr>
-                            <a:picLocks noChangeArrowheads="1" noChangeAspect="1"/>
-                          </pic:cNvPicPr>
-                        </pic:nvPicPr>
-                        <pic:blipFill>
-                          <a:blip r:embed="rId43"/>
-                          <a:stretch>
-                            <a:fillRect/>
-                          </a:stretch>
-                        </pic:blipFill>
-                        <pic:spPr bwMode="auto">
-                          <a:xfrm>
-                            <a:off x="0" y="0"/>
-                            <a:ext cx="5334000" cy="10668000"/>
-                          </a:xfrm>
-                          <a:prstGeom prst="rect">
-                            <a:avLst/>
-                          </a:prstGeom>
-                          <a:noFill/>
-                          <a:ln w="9525">
-                            <a:noFill/>
-                            <a:headEnd/>
-                            <a:tailEnd/>
-                          </a:ln>
-                        </pic:spPr>
-                      </pic:pic>
-                    </a:graphicData>
-                  </a:graphic>
-                </wp:inline>
-              </w:drawing>
+              <w:t xml:space="preserve">Screenshot 8</w:t>
             </w:r>
           </w:p>
         </w:tc>
@@ -804,53 +351,14 @@
               <w:pStyle w:val="Compact"/>
             </w:pPr>
             <w:r>
-              <w:drawing>
-                <wp:inline>
-                  <wp:extent cx="5334000" cy="10668000"/>
-                  <wp:effectExtent b="0" l="0" r="0" t="0"/>
-                  <wp:docPr descr="Screenshot 9" title="" id="47" name="Picture"/>
-                  <a:graphic>
-                    <a:graphicData uri="http://schemas.openxmlformats.org/drawingml/2006/picture">
-                      <pic:pic>
-                        <pic:nvPicPr>
-                          <pic:cNvPr descr="https://raw.githubusercontent.com/FoedusProgramme/Gramophone/beta/fastlane/screenshot_9.jpg" id="48" name="Picture"/>
-                          <pic:cNvPicPr>
-                            <a:picLocks noChangeArrowheads="1" noChangeAspect="1"/>
-                          </pic:cNvPicPr>
-                        </pic:nvPicPr>
-                        <pic:blipFill>
-                          <a:blip r:embed="rId46"/>
-                          <a:stretch>
-                            <a:fillRect/>
-                          </a:stretch>
-                        </pic:blipFill>
-                        <pic:spPr bwMode="auto">
-                          <a:xfrm>
-                            <a:off x="0" y="0"/>
-                            <a:ext cx="5334000" cy="10668000"/>
-                          </a:xfrm>
-                          <a:prstGeom prst="rect">
-                            <a:avLst/>
-                          </a:prstGeom>
-                          <a:noFill/>
-                          <a:ln w="9525">
-                            <a:noFill/>
-                            <a:headEnd/>
-                            <a:tailEnd/>
-                          </a:ln>
-                        </pic:spPr>
-                      </pic:pic>
-                    </a:graphicData>
-                  </a:graphic>
-                </wp:inline>
-              </w:drawing>
+              <w:t xml:space="preserve">Screenshot 9</w:t>
             </w:r>
           </w:p>
         </w:tc>
       </w:tr>
     </w:tbl>
-    <w:bookmarkEnd w:id="49"/>
-    <w:bookmarkStart w:id="53" w:name="インストール"/>
+    <w:bookmarkEnd w:id="13"/>
+    <w:bookmarkStart w:id="17" w:name="インストール"/>
     <w:p>
       <w:pPr>
         <w:pStyle w:val="Heading2"/>
@@ -869,7 +377,7 @@
         </w:rPr>
         <w:t xml:space="preserve">アプリの最新な安定バージョンは、</w:t>
       </w:r>
-      <w:hyperlink r:id="rId50">
+      <w:hyperlink r:id="rId14">
         <w:r>
           <w:rPr>
             <w:rStyle w:val="Hyperlink"/>
@@ -883,7 +391,7 @@
       <w:r>
         <w:t xml:space="preserve"> </w:t>
       </w:r>
-      <w:hyperlink r:id="rId20">
+      <w:hyperlink r:id="rId11">
         <w:r>
           <w:rPr>
             <w:rStyle w:val="Hyperlink"/>
@@ -908,7 +416,7 @@
       <w:r>
         <w:t xml:space="preserve"> </w:t>
       </w:r>
-      <w:hyperlink r:id="rId51">
+      <w:hyperlink r:id="rId15">
         <w:r>
           <w:rPr>
             <w:rStyle w:val="Hyperlink"/>
@@ -919,7 +427,7 @@
       <w:r>
         <w:t xml:space="preserve">または</w:t>
       </w:r>
-      <w:hyperlink r:id="rId52">
+      <w:hyperlink r:id="rId16">
         <w:r>
           <w:rPr>
             <w:rStyle w:val="Hyperlink"/>
@@ -934,8 +442,8 @@
         <w:t xml:space="preserve">から入手できます。</w:t>
       </w:r>
     </w:p>
-    <w:bookmarkEnd w:id="53"/>
-    <w:bookmarkStart w:id="56" w:name="ビルド"/>
+    <w:bookmarkEnd w:id="17"/>
+    <w:bookmarkStart w:id="20" w:name="ビルド"/>
     <w:p>
       <w:pPr>
         <w:pStyle w:val="Heading2"/>
@@ -951,7 +459,7 @@
       <w:r>
         <w:t xml:space="preserve">このアプリをビルドするには、</w:t>
       </w:r>
-      <w:hyperlink r:id="rId54">
+      <w:hyperlink r:id="rId18">
         <w:r>
           <w:rPr>
             <w:rStyle w:val="Hyperlink"/>
@@ -978,7 +486,7 @@
         <w:t xml:space="preserve">版と高速なネットワーク環境が必要です。</w:t>
       </w:r>
     </w:p>
-    <w:bookmarkStart w:id="55" w:name="パッケージタイプのセットアップ"/>
+    <w:bookmarkStart w:id="19" w:name="パッケージタイプのセットアップ"/>
     <w:p>
       <w:pPr>
         <w:pStyle w:val="Heading3"/>
@@ -1098,9 +606,9 @@
         <w:t xml:space="preserve">これで Gramophone をビルドできるはずです。</w:t>
       </w:r>
     </w:p>
-    <w:bookmarkEnd w:id="55"/>
-    <w:bookmarkEnd w:id="56"/>
-    <w:bookmarkStart w:id="58" w:name="ライセンス"/>
+    <w:bookmarkEnd w:id="19"/>
+    <w:bookmarkEnd w:id="20"/>
+    <w:bookmarkStart w:id="22" w:name="ライセンス"/>
     <w:p>
       <w:pPr>
         <w:pStyle w:val="Heading2"/>
@@ -1131,7 +639,7 @@
         </w:rPr>
         <w:t xml:space="preserve">詳細については、</w:t>
       </w:r>
-      <w:hyperlink r:id="rId57">
+      <w:hyperlink r:id="rId21">
         <w:r>
           <w:rPr>
             <w:rStyle w:val="Hyperlink"/>
@@ -1149,8 +657,8 @@
         <w:t xml:space="preserve">ファイルを参照してください。</w:t>
       </w:r>
     </w:p>
-    <w:bookmarkEnd w:id="58"/>
-    <w:bookmarkStart w:id="59" w:name="翻訳"/>
+    <w:bookmarkEnd w:id="22"/>
+    <w:bookmarkStart w:id="23" w:name="翻訳"/>
     <w:p>
       <w:pPr>
         <w:pStyle w:val="Heading2"/>
@@ -1162,8 +670,8 @@
         <w:t xml:space="preserve">翻訳</w:t>
       </w:r>
     </w:p>
-    <w:bookmarkEnd w:id="59"/>
-    <w:bookmarkStart w:id="60" w:name="お知らせ"/>
+    <w:bookmarkEnd w:id="23"/>
+    <w:bookmarkStart w:id="24" w:name="お知らせ"/>
     <w:p>
       <w:pPr>
         <w:pStyle w:val="Heading2"/>
@@ -1192,7 +700,7 @@
       <w:r>
         <w:t xml:space="preserve"> </w:t>
       </w:r>
-      <w:hyperlink r:id="rId52">
+      <w:hyperlink r:id="rId16">
         <w:r>
           <w:rPr>
             <w:rStyle w:val="Hyperlink"/>
@@ -1201,8 +709,8 @@
         </w:r>
       </w:hyperlink>
     </w:p>
-    <w:bookmarkEnd w:id="60"/>
-    <w:bookmarkStart w:id="62" w:name="フレンド"/>
+    <w:bookmarkEnd w:id="24"/>
+    <w:bookmarkStart w:id="26" w:name="フレンド"/>
     <w:p>
       <w:pPr>
         <w:pStyle w:val="Heading2"/>
@@ -1215,7 +723,7 @@
       <w:pPr>
         <w:pStyle w:val="FirstParagraph"/>
       </w:pPr>
-      <w:hyperlink r:id="rId61">
+      <w:hyperlink r:id="rId25">
         <w:r>
           <w:rPr>
             <w:rStyle w:val="Hyperlink"/>
@@ -1224,8 +732,8 @@
         </w:r>
       </w:hyperlink>
     </w:p>
-    <w:bookmarkEnd w:id="62"/>
-    <w:bookmarkEnd w:id="63"/>
+    <w:bookmarkEnd w:id="26"/>
+    <w:bookmarkEnd w:id="27"/>
     <w:sectPr>
       <w:footnotePr>
         <w:numRestart w:val="eachSect"/>
@@ -1456,10 +964,10 @@
   <w:docDefaults>
     <w:rPrDefault>
       <w:rPr>
-        <w:rFonts w:asciiTheme="minorHAnsi" w:cstheme="minorBidi" w:eastAsiaTheme="minorEastAsia" w:hAnsiTheme="minorHAnsi"/>
+        <w:rFonts w:asciiTheme="minorHAnsi" w:cstheme="minorBidi" w:eastAsiaTheme="minorHAnsi" w:hAnsiTheme="minorHAnsi"/>
         <w:sz w:val="24"/>
         <w:szCs w:val="24"/>
-        <w:lang w:bidi="ar-SA" w:eastAsia="zh-CN" w:val="en"/>
+        <w:lang w:bidi="ar-SA" w:eastAsia="en-US" w:val="en"/>
       </w:rPr>
     </w:rPrDefault>
     <w:pPrDefault>
@@ -2000,6 +1508,13 @@
       </w:tblCellMar>
     </w:tblPr>
     <w:tblStylePr w:type="firstRow">
+      <w:tblPr>
+        <w:jc w:val="left"/>
+        <w:tblInd w:type="dxa" w:w="0"/>
+      </w:tblPr>
+      <w:trPr>
+        <w:jc w:val="left"/>
+      </w:trPr>
       <w:tcPr>
         <w:tcBorders>
           <w:bottom w:val="single"/>

--- a/readme_ja.docx
+++ b/readme_ja.docx
@@ -2,15 +2,7 @@
 <file path=word/document.xml><?xml version="1.0" encoding="utf-8"?>
 <w:document xmlns:w="http://schemas.openxmlformats.org/wordprocessingml/2006/main" xmlns:m="http://schemas.openxmlformats.org/officeDocument/2006/math" xmlns:r="http://schemas.openxmlformats.org/officeDocument/2006/relationships" xmlns:o="urn:schemas-microsoft-com:office:office" xmlns:v="urn:schemas-microsoft-com:vml" xmlns:w10="urn:schemas-microsoft-com:office:word" xmlns:a="http://schemas.openxmlformats.org/drawingml/2006/main" xmlns:pic="http://schemas.openxmlformats.org/drawingml/2006/picture" xmlns:wp="http://schemas.openxmlformats.org/drawingml/2006/wordprocessingDrawing">
   <w:body>
-    <w:p>
-      <w:pPr>
-        <w:pStyle w:val="Title"/>
-      </w:pPr>
-      <w:r>
-        <w:t xml:space="preserve">readme_ja</w:t>
-      </w:r>
-    </w:p>
-    <w:bookmarkStart w:id="27" w:name="gramophone"/>
+    <w:bookmarkStart w:id="63" w:name="gramophone"/>
     <w:p>
       <w:pPr>
         <w:pStyle w:val="Heading1"/>
@@ -24,23 +16,164 @@
         <w:pStyle w:val="FirstParagraph"/>
       </w:pPr>
       <w:r>
-        <w:t xml:space="preserve">GitHub</w:t>
+        <w:drawing>
+          <wp:inline>
+            <wp:extent cx="971550" cy="190500"/>
+            <wp:effectExtent b="0" l="0" r="0" t="0"/>
+            <wp:docPr descr="GitHub" title="" id="10" name="Picture"/>
+            <a:graphic>
+              <a:graphicData uri="http://schemas.openxmlformats.org/drawingml/2006/picture">
+                <pic:pic>
+                  <pic:nvPicPr>
+                    <pic:cNvPr descr="https://img.shields.io/github/license/FoedusProgramme/Gramophone?style=flat-square&amp;logoColor=white&amp;labelColor=black&amp;color=white" id="11" name="Picture"/>
+                    <pic:cNvPicPr>
+                      <a:picLocks noChangeArrowheads="1" noChangeAspect="1"/>
+                    </pic:cNvPicPr>
+                  </pic:nvPicPr>
+                  <pic:blipFill>
+                    <a:blip>
+                      <a:extLst>
+                        <a:ext uri="{28A0092B-C50C-407E-A947-70E740481C1C}">
+                          <a14:useLocalDpi xmlns:a14="http://schemas.microsoft.com/office/drawing/2010/main" val="0"/>
+                        </a:ext>
+                        <a:ext uri="{96DAC541-7B7A-43D3-8B79-37D633B846F1}">
+                          <asvg:svgBlip xmlns:asvg="http://schemas.microsoft.com/office/drawing/2016/SVG/main" r:embed="rId9"/>
+                        </a:ext>
+                      </a:extLst>
+                    </a:blip>
+                    <a:stretch>
+                      <a:fillRect/>
+                    </a:stretch>
+                  </pic:blipFill>
+                  <pic:spPr bwMode="auto">
+                    <a:xfrm>
+                      <a:off x="0" y="0"/>
+                      <a:ext cx="971550" cy="190500"/>
+                    </a:xfrm>
+                    <a:prstGeom prst="rect">
+                      <a:avLst/>
+                    </a:prstGeom>
+                    <a:noFill/>
+                    <a:ln w="9525">
+                      <a:noFill/>
+                      <a:headEnd/>
+                      <a:tailEnd/>
+                    </a:ln>
+                  </pic:spPr>
+                </pic:pic>
+              </a:graphicData>
+            </a:graphic>
+          </wp:inline>
+        </w:drawing>
       </w:r>
       <w:r>
         <w:t xml:space="preserve"> </w:t>
       </w:r>
       <w:r>
-        <w:t xml:space="preserve">GitHub tag (with filter)</w:t>
+        <w:drawing>
+          <wp:inline>
+            <wp:extent cx="685800" cy="190500"/>
+            <wp:effectExtent b="0" l="0" r="0" t="0"/>
+            <wp:docPr descr="GitHub tag (with filter)" title="" id="13" name="Picture"/>
+            <a:graphic>
+              <a:graphicData uri="http://schemas.openxmlformats.org/drawingml/2006/picture">
+                <pic:pic>
+                  <pic:nvPicPr>
+                    <pic:cNvPr descr="https://img.shields.io/github/v/tag/FoedusProgramme/Gramophone?style=flat-square&amp;logoColor=white&amp;labelColor=black&amp;color=white" id="14" name="Picture"/>
+                    <pic:cNvPicPr>
+                      <a:picLocks noChangeArrowheads="1" noChangeAspect="1"/>
+                    </pic:cNvPicPr>
+                  </pic:nvPicPr>
+                  <pic:blipFill>
+                    <a:blip>
+                      <a:extLst>
+                        <a:ext uri="{28A0092B-C50C-407E-A947-70E740481C1C}">
+                          <a14:useLocalDpi xmlns:a14="http://schemas.microsoft.com/office/drawing/2010/main" val="0"/>
+                        </a:ext>
+                        <a:ext uri="{96DAC541-7B7A-43D3-8B79-37D633B846F1}">
+                          <asvg:svgBlip xmlns:asvg="http://schemas.microsoft.com/office/drawing/2016/SVG/main" r:embed="rId12"/>
+                        </a:ext>
+                      </a:extLst>
+                    </a:blip>
+                    <a:stretch>
+                      <a:fillRect/>
+                    </a:stretch>
+                  </pic:blipFill>
+                  <pic:spPr bwMode="auto">
+                    <a:xfrm>
+                      <a:off x="0" y="0"/>
+                      <a:ext cx="685800" cy="190500"/>
+                    </a:xfrm>
+                    <a:prstGeom prst="rect">
+                      <a:avLst/>
+                    </a:prstGeom>
+                    <a:noFill/>
+                    <a:ln w="9525">
+                      <a:noFill/>
+                      <a:headEnd/>
+                      <a:tailEnd/>
+                    </a:ln>
+                  </pic:spPr>
+                </pic:pic>
+              </a:graphicData>
+            </a:graphic>
+          </wp:inline>
+        </w:drawing>
       </w:r>
       <w:r>
         <w:t xml:space="preserve"> </w:t>
       </w:r>
-      <w:hyperlink r:id="rId9">
+      <w:hyperlink r:id="rId18">
         <w:r>
-          <w:rPr>
-            <w:rStyle w:val="Hyperlink"/>
-          </w:rPr>
-          <w:t xml:space="preserve">Static Badge</w:t>
+          <w:drawing>
+            <wp:inline>
+              <wp:extent cx="752475" cy="190500"/>
+              <wp:effectExtent b="0" l="0" r="0" t="0"/>
+              <wp:docPr descr="Static Badge" title="" id="16" name="Picture"/>
+              <a:graphic>
+                <a:graphicData uri="http://schemas.openxmlformats.org/drawingml/2006/picture">
+                  <pic:pic>
+                    <pic:nvPicPr>
+                      <pic:cNvPr descr="https://img.shields.io/badge/Telegram-Content?style=flat-square&amp;logo=telegram&amp;logoColor=black&amp;color=white" id="17" name="Picture"/>
+                      <pic:cNvPicPr>
+                        <a:picLocks noChangeArrowheads="1" noChangeAspect="1"/>
+                      </pic:cNvPicPr>
+                    </pic:nvPicPr>
+                    <pic:blipFill>
+                      <a:blip>
+                        <a:extLst>
+                          <a:ext uri="{28A0092B-C50C-407E-A947-70E740481C1C}">
+                            <a14:useLocalDpi xmlns:a14="http://schemas.microsoft.com/office/drawing/2010/main" val="0"/>
+                          </a:ext>
+                          <a:ext uri="{96DAC541-7B7A-43D3-8B79-37D633B846F1}">
+                            <asvg:svgBlip xmlns:asvg="http://schemas.microsoft.com/office/drawing/2016/SVG/main" r:embed="rId15"/>
+                          </a:ext>
+                        </a:extLst>
+                      </a:blip>
+                      <a:stretch>
+                        <a:fillRect/>
+                      </a:stretch>
+                    </pic:blipFill>
+                    <pic:spPr bwMode="auto">
+                      <a:xfrm>
+                        <a:off x="0" y="0"/>
+                        <a:ext cx="752475" cy="190500"/>
+                      </a:xfrm>
+                      <a:prstGeom prst="rect">
+                        <a:avLst/>
+                      </a:prstGeom>
+                      <a:noFill/>
+                      <a:ln w="9525">
+                        <a:noFill/>
+                        <a:headEnd/>
+                        <a:tailEnd/>
+                      </a:ln>
+                    </pic:spPr>
+                  </pic:pic>
+                </a:graphicData>
+              </a:graphic>
+            </wp:inline>
+          </w:drawing>
         </w:r>
       </w:hyperlink>
     </w:p>
@@ -48,7 +181,7 @@
       <w:pPr>
         <w:pStyle w:val="BodyText"/>
       </w:pPr>
-      <w:hyperlink r:id="rId10">
+      <w:hyperlink r:id="rId19">
         <w:r>
           <w:rPr>
             <w:rStyle w:val="Hyperlink"/>
@@ -84,9 +217,9 @@
       <w:pPr>
         <w:pStyle w:val="BodyText"/>
       </w:pPr>
-      <w:hyperlink r:id="rId11"/>
-    </w:p>
-    <w:bookmarkStart w:id="12" w:name="機能"/>
+      <w:hyperlink r:id="rId20"/>
+    </w:p>
+    <w:bookmarkStart w:id="21" w:name="機能"/>
     <w:p>
       <w:pPr>
         <w:pStyle w:val="Heading2"/>
@@ -227,8 +360,8 @@
         <w:t xml:space="preserve">読み取り専用のプレイリストをサポート</w:t>
       </w:r>
     </w:p>
-    <w:bookmarkEnd w:id="12"/>
-    <w:bookmarkStart w:id="13" w:name="スクリーンショット"/>
+    <w:bookmarkEnd w:id="21"/>
+    <w:bookmarkStart w:id="49" w:name="スクリーンショット"/>
     <w:p>
       <w:pPr>
         <w:pStyle w:val="Heading2"/>
@@ -259,7 +392,46 @@
               <w:pStyle w:val="Compact"/>
             </w:pPr>
             <w:r>
-              <w:t xml:space="preserve">Screenshot 1</w:t>
+              <w:drawing>
+                <wp:inline>
+                  <wp:extent cx="5334000" cy="10668000"/>
+                  <wp:effectExtent b="0" l="0" r="0" t="0"/>
+                  <wp:docPr descr="Screenshot 1" title="" id="23" name="Picture"/>
+                  <a:graphic>
+                    <a:graphicData uri="http://schemas.openxmlformats.org/drawingml/2006/picture">
+                      <pic:pic>
+                        <pic:nvPicPr>
+                          <pic:cNvPr descr="https://raw.githubusercontent.com/FoedusProgramme/Gramophone/beta/fastlane/metadata/android/en-US/images/phoneScreenshots/screenshot_1.jpg" id="24" name="Picture"/>
+                          <pic:cNvPicPr>
+                            <a:picLocks noChangeArrowheads="1" noChangeAspect="1"/>
+                          </pic:cNvPicPr>
+                        </pic:nvPicPr>
+                        <pic:blipFill>
+                          <a:blip r:embed="rId22"/>
+                          <a:stretch>
+                            <a:fillRect/>
+                          </a:stretch>
+                        </pic:blipFill>
+                        <pic:spPr bwMode="auto">
+                          <a:xfrm>
+                            <a:off x="0" y="0"/>
+                            <a:ext cx="5334000" cy="10668000"/>
+                          </a:xfrm>
+                          <a:prstGeom prst="rect">
+                            <a:avLst/>
+                          </a:prstGeom>
+                          <a:noFill/>
+                          <a:ln w="9525">
+                            <a:noFill/>
+                            <a:headEnd/>
+                            <a:tailEnd/>
+                          </a:ln>
+                        </pic:spPr>
+                      </pic:pic>
+                    </a:graphicData>
+                  </a:graphic>
+                </wp:inline>
+              </w:drawing>
             </w:r>
           </w:p>
         </w:tc>
@@ -270,7 +442,46 @@
               <w:pStyle w:val="Compact"/>
             </w:pPr>
             <w:r>
-              <w:t xml:space="preserve">Screenshot 2</w:t>
+              <w:drawing>
+                <wp:inline>
+                  <wp:extent cx="5334000" cy="10668000"/>
+                  <wp:effectExtent b="0" l="0" r="0" t="0"/>
+                  <wp:docPr descr="Screenshot 2" title="" id="26" name="Picture"/>
+                  <a:graphic>
+                    <a:graphicData uri="http://schemas.openxmlformats.org/drawingml/2006/picture">
+                      <pic:pic>
+                        <pic:nvPicPr>
+                          <pic:cNvPr descr="https://raw.githubusercontent.com/FoedusProgramme/Gramophone/beta/fastlane/metadata/android/en-US/images/phoneScreenshots/screenshot_2.jpg" id="27" name="Picture"/>
+                          <pic:cNvPicPr>
+                            <a:picLocks noChangeArrowheads="1" noChangeAspect="1"/>
+                          </pic:cNvPicPr>
+                        </pic:nvPicPr>
+                        <pic:blipFill>
+                          <a:blip r:embed="rId25"/>
+                          <a:stretch>
+                            <a:fillRect/>
+                          </a:stretch>
+                        </pic:blipFill>
+                        <pic:spPr bwMode="auto">
+                          <a:xfrm>
+                            <a:off x="0" y="0"/>
+                            <a:ext cx="5334000" cy="10668000"/>
+                          </a:xfrm>
+                          <a:prstGeom prst="rect">
+                            <a:avLst/>
+                          </a:prstGeom>
+                          <a:noFill/>
+                          <a:ln w="9525">
+                            <a:noFill/>
+                            <a:headEnd/>
+                            <a:tailEnd/>
+                          </a:ln>
+                        </pic:spPr>
+                      </pic:pic>
+                    </a:graphicData>
+                  </a:graphic>
+                </wp:inline>
+              </w:drawing>
             </w:r>
           </w:p>
         </w:tc>
@@ -281,7 +492,46 @@
               <w:pStyle w:val="Compact"/>
             </w:pPr>
             <w:r>
-              <w:t xml:space="preserve">Screenshot 3</w:t>
+              <w:drawing>
+                <wp:inline>
+                  <wp:extent cx="5334000" cy="10668000"/>
+                  <wp:effectExtent b="0" l="0" r="0" t="0"/>
+                  <wp:docPr descr="Screenshot 3" title="" id="29" name="Picture"/>
+                  <a:graphic>
+                    <a:graphicData uri="http://schemas.openxmlformats.org/drawingml/2006/picture">
+                      <pic:pic>
+                        <pic:nvPicPr>
+                          <pic:cNvPr descr="https://raw.githubusercontent.com/FoedusProgramme/Gramophone/beta/fastlane/metadata/android/en-US/images/phoneScreenshots/screenshot_3.jpg" id="30" name="Picture"/>
+                          <pic:cNvPicPr>
+                            <a:picLocks noChangeArrowheads="1" noChangeAspect="1"/>
+                          </pic:cNvPicPr>
+                        </pic:nvPicPr>
+                        <pic:blipFill>
+                          <a:blip r:embed="rId28"/>
+                          <a:stretch>
+                            <a:fillRect/>
+                          </a:stretch>
+                        </pic:blipFill>
+                        <pic:spPr bwMode="auto">
+                          <a:xfrm>
+                            <a:off x="0" y="0"/>
+                            <a:ext cx="5334000" cy="10668000"/>
+                          </a:xfrm>
+                          <a:prstGeom prst="rect">
+                            <a:avLst/>
+                          </a:prstGeom>
+                          <a:noFill/>
+                          <a:ln w="9525">
+                            <a:noFill/>
+                            <a:headEnd/>
+                            <a:tailEnd/>
+                          </a:ln>
+                        </pic:spPr>
+                      </pic:pic>
+                    </a:graphicData>
+                  </a:graphic>
+                </wp:inline>
+              </w:drawing>
             </w:r>
           </w:p>
         </w:tc>
@@ -294,7 +544,46 @@
               <w:pStyle w:val="Compact"/>
             </w:pPr>
             <w:r>
-              <w:t xml:space="preserve">Screenshot 4</w:t>
+              <w:drawing>
+                <wp:inline>
+                  <wp:extent cx="5334000" cy="10668000"/>
+                  <wp:effectExtent b="0" l="0" r="0" t="0"/>
+                  <wp:docPr descr="Screenshot 4" title="" id="32" name="Picture"/>
+                  <a:graphic>
+                    <a:graphicData uri="http://schemas.openxmlformats.org/drawingml/2006/picture">
+                      <pic:pic>
+                        <pic:nvPicPr>
+                          <pic:cNvPr descr="https://raw.githubusercontent.com/FoedusProgramme/Gramophone/beta/fastlane/metadata/android/en-US/images/phoneScreenshots/screenshot_4.jpg" id="33" name="Picture"/>
+                          <pic:cNvPicPr>
+                            <a:picLocks noChangeArrowheads="1" noChangeAspect="1"/>
+                          </pic:cNvPicPr>
+                        </pic:nvPicPr>
+                        <pic:blipFill>
+                          <a:blip r:embed="rId31"/>
+                          <a:stretch>
+                            <a:fillRect/>
+                          </a:stretch>
+                        </pic:blipFill>
+                        <pic:spPr bwMode="auto">
+                          <a:xfrm>
+                            <a:off x="0" y="0"/>
+                            <a:ext cx="5334000" cy="10668000"/>
+                          </a:xfrm>
+                          <a:prstGeom prst="rect">
+                            <a:avLst/>
+                          </a:prstGeom>
+                          <a:noFill/>
+                          <a:ln w="9525">
+                            <a:noFill/>
+                            <a:headEnd/>
+                            <a:tailEnd/>
+                          </a:ln>
+                        </pic:spPr>
+                      </pic:pic>
+                    </a:graphicData>
+                  </a:graphic>
+                </wp:inline>
+              </w:drawing>
             </w:r>
           </w:p>
         </w:tc>
@@ -305,7 +594,46 @@
               <w:pStyle w:val="Compact"/>
             </w:pPr>
             <w:r>
-              <w:t xml:space="preserve">Screenshot 5</w:t>
+              <w:drawing>
+                <wp:inline>
+                  <wp:extent cx="5334000" cy="10668000"/>
+                  <wp:effectExtent b="0" l="0" r="0" t="0"/>
+                  <wp:docPr descr="Screenshot 5" title="" id="35" name="Picture"/>
+                  <a:graphic>
+                    <a:graphicData uri="http://schemas.openxmlformats.org/drawingml/2006/picture">
+                      <pic:pic>
+                        <pic:nvPicPr>
+                          <pic:cNvPr descr="https://raw.githubusercontent.com/FoedusProgramme/Gramophone/beta/fastlane/metadata/android/en-US/images/phoneScreenshots/screenshot_5.jpg" id="36" name="Picture"/>
+                          <pic:cNvPicPr>
+                            <a:picLocks noChangeArrowheads="1" noChangeAspect="1"/>
+                          </pic:cNvPicPr>
+                        </pic:nvPicPr>
+                        <pic:blipFill>
+                          <a:blip r:embed="rId34"/>
+                          <a:stretch>
+                            <a:fillRect/>
+                          </a:stretch>
+                        </pic:blipFill>
+                        <pic:spPr bwMode="auto">
+                          <a:xfrm>
+                            <a:off x="0" y="0"/>
+                            <a:ext cx="5334000" cy="10668000"/>
+                          </a:xfrm>
+                          <a:prstGeom prst="rect">
+                            <a:avLst/>
+                          </a:prstGeom>
+                          <a:noFill/>
+                          <a:ln w="9525">
+                            <a:noFill/>
+                            <a:headEnd/>
+                            <a:tailEnd/>
+                          </a:ln>
+                        </pic:spPr>
+                      </pic:pic>
+                    </a:graphicData>
+                  </a:graphic>
+                </wp:inline>
+              </w:drawing>
             </w:r>
           </w:p>
         </w:tc>
@@ -316,7 +644,46 @@
               <w:pStyle w:val="Compact"/>
             </w:pPr>
             <w:r>
-              <w:t xml:space="preserve">Screenshot 6</w:t>
+              <w:drawing>
+                <wp:inline>
+                  <wp:extent cx="5334000" cy="10668000"/>
+                  <wp:effectExtent b="0" l="0" r="0" t="0"/>
+                  <wp:docPr descr="Screenshot 6" title="" id="38" name="Picture"/>
+                  <a:graphic>
+                    <a:graphicData uri="http://schemas.openxmlformats.org/drawingml/2006/picture">
+                      <pic:pic>
+                        <pic:nvPicPr>
+                          <pic:cNvPr descr="https://raw.githubusercontent.com/FoedusProgramme/Gramophone/beta/fastlane/metadata/android/en-US/images/phoneScreenshots/screenshot_6.jpg" id="39" name="Picture"/>
+                          <pic:cNvPicPr>
+                            <a:picLocks noChangeArrowheads="1" noChangeAspect="1"/>
+                          </pic:cNvPicPr>
+                        </pic:nvPicPr>
+                        <pic:blipFill>
+                          <a:blip r:embed="rId37"/>
+                          <a:stretch>
+                            <a:fillRect/>
+                          </a:stretch>
+                        </pic:blipFill>
+                        <pic:spPr bwMode="auto">
+                          <a:xfrm>
+                            <a:off x="0" y="0"/>
+                            <a:ext cx="5334000" cy="10668000"/>
+                          </a:xfrm>
+                          <a:prstGeom prst="rect">
+                            <a:avLst/>
+                          </a:prstGeom>
+                          <a:noFill/>
+                          <a:ln w="9525">
+                            <a:noFill/>
+                            <a:headEnd/>
+                            <a:tailEnd/>
+                          </a:ln>
+                        </pic:spPr>
+                      </pic:pic>
+                    </a:graphicData>
+                  </a:graphic>
+                </wp:inline>
+              </w:drawing>
             </w:r>
           </w:p>
         </w:tc>
@@ -329,7 +696,46 @@
               <w:pStyle w:val="Compact"/>
             </w:pPr>
             <w:r>
-              <w:t xml:space="preserve">Screenshot 7</w:t>
+              <w:drawing>
+                <wp:inline>
+                  <wp:extent cx="5334000" cy="10668000"/>
+                  <wp:effectExtent b="0" l="0" r="0" t="0"/>
+                  <wp:docPr descr="Screenshot 7" title="" id="41" name="Picture"/>
+                  <a:graphic>
+                    <a:graphicData uri="http://schemas.openxmlformats.org/drawingml/2006/picture">
+                      <pic:pic>
+                        <pic:nvPicPr>
+                          <pic:cNvPr descr="https://raw.githubusercontent.com/FoedusProgramme/Gramophone/beta/fastlane/metadata/android/en-US/images/phoneScreenshots/screenshot_7.jpg" id="42" name="Picture"/>
+                          <pic:cNvPicPr>
+                            <a:picLocks noChangeArrowheads="1" noChangeAspect="1"/>
+                          </pic:cNvPicPr>
+                        </pic:nvPicPr>
+                        <pic:blipFill>
+                          <a:blip r:embed="rId40"/>
+                          <a:stretch>
+                            <a:fillRect/>
+                          </a:stretch>
+                        </pic:blipFill>
+                        <pic:spPr bwMode="auto">
+                          <a:xfrm>
+                            <a:off x="0" y="0"/>
+                            <a:ext cx="5334000" cy="10668000"/>
+                          </a:xfrm>
+                          <a:prstGeom prst="rect">
+                            <a:avLst/>
+                          </a:prstGeom>
+                          <a:noFill/>
+                          <a:ln w="9525">
+                            <a:noFill/>
+                            <a:headEnd/>
+                            <a:tailEnd/>
+                          </a:ln>
+                        </pic:spPr>
+                      </pic:pic>
+                    </a:graphicData>
+                  </a:graphic>
+                </wp:inline>
+              </w:drawing>
             </w:r>
           </w:p>
         </w:tc>
@@ -340,7 +746,46 @@
               <w:pStyle w:val="Compact"/>
             </w:pPr>
             <w:r>
-              <w:t xml:space="preserve">Screenshot 8</w:t>
+              <w:drawing>
+                <wp:inline>
+                  <wp:extent cx="5334000" cy="10668000"/>
+                  <wp:effectExtent b="0" l="0" r="0" t="0"/>
+                  <wp:docPr descr="Screenshot 8" title="" id="44" name="Picture"/>
+                  <a:graphic>
+                    <a:graphicData uri="http://schemas.openxmlformats.org/drawingml/2006/picture">
+                      <pic:pic>
+                        <pic:nvPicPr>
+                          <pic:cNvPr descr="https://raw.githubusercontent.com/FoedusProgramme/Gramophone/beta/fastlane/metadata/android/en-US/images/phoneScreenshots/screenshot_8.jpg" id="45" name="Picture"/>
+                          <pic:cNvPicPr>
+                            <a:picLocks noChangeArrowheads="1" noChangeAspect="1"/>
+                          </pic:cNvPicPr>
+                        </pic:nvPicPr>
+                        <pic:blipFill>
+                          <a:blip r:embed="rId43"/>
+                          <a:stretch>
+                            <a:fillRect/>
+                          </a:stretch>
+                        </pic:blipFill>
+                        <pic:spPr bwMode="auto">
+                          <a:xfrm>
+                            <a:off x="0" y="0"/>
+                            <a:ext cx="5334000" cy="10668000"/>
+                          </a:xfrm>
+                          <a:prstGeom prst="rect">
+                            <a:avLst/>
+                          </a:prstGeom>
+                          <a:noFill/>
+                          <a:ln w="9525">
+                            <a:noFill/>
+                            <a:headEnd/>
+                            <a:tailEnd/>
+                          </a:ln>
+                        </pic:spPr>
+                      </pic:pic>
+                    </a:graphicData>
+                  </a:graphic>
+                </wp:inline>
+              </w:drawing>
             </w:r>
           </w:p>
         </w:tc>
@@ -351,14 +796,53 @@
               <w:pStyle w:val="Compact"/>
             </w:pPr>
             <w:r>
-              <w:t xml:space="preserve">Screenshot 9</w:t>
+              <w:drawing>
+                <wp:inline>
+                  <wp:extent cx="5334000" cy="10668000"/>
+                  <wp:effectExtent b="0" l="0" r="0" t="0"/>
+                  <wp:docPr descr="Screenshot 9" title="" id="47" name="Picture"/>
+                  <a:graphic>
+                    <a:graphicData uri="http://schemas.openxmlformats.org/drawingml/2006/picture">
+                      <pic:pic>
+                        <pic:nvPicPr>
+                          <pic:cNvPr descr="https://raw.githubusercontent.com/FoedusProgramme/Gramophone/beta/fastlane/screenshot_9.jpg" id="48" name="Picture"/>
+                          <pic:cNvPicPr>
+                            <a:picLocks noChangeArrowheads="1" noChangeAspect="1"/>
+                          </pic:cNvPicPr>
+                        </pic:nvPicPr>
+                        <pic:blipFill>
+                          <a:blip r:embed="rId46"/>
+                          <a:stretch>
+                            <a:fillRect/>
+                          </a:stretch>
+                        </pic:blipFill>
+                        <pic:spPr bwMode="auto">
+                          <a:xfrm>
+                            <a:off x="0" y="0"/>
+                            <a:ext cx="5334000" cy="10668000"/>
+                          </a:xfrm>
+                          <a:prstGeom prst="rect">
+                            <a:avLst/>
+                          </a:prstGeom>
+                          <a:noFill/>
+                          <a:ln w="9525">
+                            <a:noFill/>
+                            <a:headEnd/>
+                            <a:tailEnd/>
+                          </a:ln>
+                        </pic:spPr>
+                      </pic:pic>
+                    </a:graphicData>
+                  </a:graphic>
+                </wp:inline>
+              </w:drawing>
             </w:r>
           </w:p>
         </w:tc>
       </w:tr>
     </w:tbl>
-    <w:bookmarkEnd w:id="13"/>
-    <w:bookmarkStart w:id="17" w:name="インストール"/>
+    <w:bookmarkEnd w:id="49"/>
+    <w:bookmarkStart w:id="53" w:name="インストール"/>
     <w:p>
       <w:pPr>
         <w:pStyle w:val="Heading2"/>
@@ -377,7 +861,7 @@
         </w:rPr>
         <w:t xml:space="preserve">アプリの最新な安定バージョンは、</w:t>
       </w:r>
-      <w:hyperlink r:id="rId14">
+      <w:hyperlink r:id="rId50">
         <w:r>
           <w:rPr>
             <w:rStyle w:val="Hyperlink"/>
@@ -391,7 +875,7 @@
       <w:r>
         <w:t xml:space="preserve"> </w:t>
       </w:r>
-      <w:hyperlink r:id="rId11">
+      <w:hyperlink r:id="rId20">
         <w:r>
           <w:rPr>
             <w:rStyle w:val="Hyperlink"/>
@@ -416,7 +900,7 @@
       <w:r>
         <w:t xml:space="preserve"> </w:t>
       </w:r>
-      <w:hyperlink r:id="rId15">
+      <w:hyperlink r:id="rId51">
         <w:r>
           <w:rPr>
             <w:rStyle w:val="Hyperlink"/>
@@ -427,7 +911,7 @@
       <w:r>
         <w:t xml:space="preserve">または</w:t>
       </w:r>
-      <w:hyperlink r:id="rId16">
+      <w:hyperlink r:id="rId52">
         <w:r>
           <w:rPr>
             <w:rStyle w:val="Hyperlink"/>
@@ -442,8 +926,8 @@
         <w:t xml:space="preserve">から入手できます。</w:t>
       </w:r>
     </w:p>
-    <w:bookmarkEnd w:id="17"/>
-    <w:bookmarkStart w:id="20" w:name="ビルド"/>
+    <w:bookmarkEnd w:id="53"/>
+    <w:bookmarkStart w:id="56" w:name="ビルド"/>
     <w:p>
       <w:pPr>
         <w:pStyle w:val="Heading2"/>
@@ -459,7 +943,7 @@
       <w:r>
         <w:t xml:space="preserve">このアプリをビルドするには、</w:t>
       </w:r>
-      <w:hyperlink r:id="rId18">
+      <w:hyperlink r:id="rId54">
         <w:r>
           <w:rPr>
             <w:rStyle w:val="Hyperlink"/>
@@ -486,7 +970,7 @@
         <w:t xml:space="preserve">版と高速なネットワーク環境が必要です。</w:t>
       </w:r>
     </w:p>
-    <w:bookmarkStart w:id="19" w:name="パッケージタイプのセットアップ"/>
+    <w:bookmarkStart w:id="55" w:name="パッケージタイプのセットアップ"/>
     <w:p>
       <w:pPr>
         <w:pStyle w:val="Heading3"/>
@@ -606,9 +1090,9 @@
         <w:t xml:space="preserve">これで Gramophone をビルドできるはずです。</w:t>
       </w:r>
     </w:p>
-    <w:bookmarkEnd w:id="19"/>
-    <w:bookmarkEnd w:id="20"/>
-    <w:bookmarkStart w:id="22" w:name="ライセンス"/>
+    <w:bookmarkEnd w:id="55"/>
+    <w:bookmarkEnd w:id="56"/>
+    <w:bookmarkStart w:id="58" w:name="ライセンス"/>
     <w:p>
       <w:pPr>
         <w:pStyle w:val="Heading2"/>
@@ -639,7 +1123,7 @@
         </w:rPr>
         <w:t xml:space="preserve">詳細については、</w:t>
       </w:r>
-      <w:hyperlink r:id="rId21">
+      <w:hyperlink r:id="rId57">
         <w:r>
           <w:rPr>
             <w:rStyle w:val="Hyperlink"/>
@@ -657,8 +1141,8 @@
         <w:t xml:space="preserve">ファイルを参照してください。</w:t>
       </w:r>
     </w:p>
-    <w:bookmarkEnd w:id="22"/>
-    <w:bookmarkStart w:id="23" w:name="翻訳"/>
+    <w:bookmarkEnd w:id="58"/>
+    <w:bookmarkStart w:id="59" w:name="翻訳"/>
     <w:p>
       <w:pPr>
         <w:pStyle w:val="Heading2"/>
@@ -670,8 +1154,8 @@
         <w:t xml:space="preserve">翻訳</w:t>
       </w:r>
     </w:p>
-    <w:bookmarkEnd w:id="23"/>
-    <w:bookmarkStart w:id="24" w:name="お知らせ"/>
+    <w:bookmarkEnd w:id="59"/>
+    <w:bookmarkStart w:id="60" w:name="お知らせ"/>
     <w:p>
       <w:pPr>
         <w:pStyle w:val="Heading2"/>
@@ -700,7 +1184,7 @@
       <w:r>
         <w:t xml:space="preserve"> </w:t>
       </w:r>
-      <w:hyperlink r:id="rId16">
+      <w:hyperlink r:id="rId52">
         <w:r>
           <w:rPr>
             <w:rStyle w:val="Hyperlink"/>
@@ -709,8 +1193,8 @@
         </w:r>
       </w:hyperlink>
     </w:p>
-    <w:bookmarkEnd w:id="24"/>
-    <w:bookmarkStart w:id="26" w:name="フレンド"/>
+    <w:bookmarkEnd w:id="60"/>
+    <w:bookmarkStart w:id="62" w:name="フレンド"/>
     <w:p>
       <w:pPr>
         <w:pStyle w:val="Heading2"/>
@@ -723,7 +1207,7 @@
       <w:pPr>
         <w:pStyle w:val="FirstParagraph"/>
       </w:pPr>
-      <w:hyperlink r:id="rId25">
+      <w:hyperlink r:id="rId61">
         <w:r>
           <w:rPr>
             <w:rStyle w:val="Hyperlink"/>
@@ -732,8 +1216,8 @@
         </w:r>
       </w:hyperlink>
     </w:p>
-    <w:bookmarkEnd w:id="26"/>
-    <w:bookmarkEnd w:id="27"/>
+    <w:bookmarkEnd w:id="62"/>
+    <w:bookmarkEnd w:id="63"/>
     <w:sectPr>
       <w:footnotePr>
         <w:numRestart w:val="eachSect"/>
@@ -964,10 +1448,10 @@
   <w:docDefaults>
     <w:rPrDefault>
       <w:rPr>
-        <w:rFonts w:asciiTheme="minorHAnsi" w:cstheme="minorBidi" w:eastAsiaTheme="minorHAnsi" w:hAnsiTheme="minorHAnsi"/>
+        <w:rFonts w:asciiTheme="minorHAnsi" w:cstheme="minorBidi" w:eastAsiaTheme="minorEastAsia" w:hAnsiTheme="minorHAnsi"/>
         <w:sz w:val="24"/>
         <w:szCs w:val="24"/>
-        <w:lang w:bidi="ar-SA" w:eastAsia="en-US" w:val="en"/>
+        <w:lang w:bidi="ar-SA" w:eastAsia="zh-CN" w:val="en"/>
       </w:rPr>
     </w:rPrDefault>
     <w:pPrDefault>
@@ -1019,8 +1503,8 @@
     </w:pPr>
     <w:rPr>
       <w:rFonts w:asciiTheme="majorHAnsi" w:cstheme="majorBidi" w:eastAsiaTheme="majorEastAsia" w:hAnsiTheme="majorHAnsi"/>
-      <w:sz w:val="56"/>
-      <w:szCs w:val="56"/>
+      <w:sz w:val="40"/>
+      <w:szCs w:val="40"/>
     </w:rPr>
   </w:style>
   <w:style w:customStyle="1" w:styleId="TitleChar" w:type="character">
@@ -1154,8 +1638,8 @@
     <w:rPr>
       <w:rFonts w:asciiTheme="majorHAnsi" w:cstheme="majorBidi" w:eastAsiaTheme="majorEastAsia" w:hAnsiTheme="majorHAnsi"/>
       <w:color w:themeColor="accent1" w:themeShade="BF" w:val="0F4761"/>
-      <w:sz w:val="40"/>
-      <w:szCs w:val="40"/>
+      <w:sz w:val="32"/>
+      <w:szCs w:val="32"/>
     </w:rPr>
   </w:style>
   <w:style w:styleId="Heading2" w:type="paragraph">
@@ -1177,8 +1661,8 @@
     <w:rPr>
       <w:rFonts w:asciiTheme="majorHAnsi" w:cstheme="majorBidi" w:eastAsiaTheme="majorEastAsia" w:hAnsiTheme="majorHAnsi"/>
       <w:color w:themeColor="accent1" w:themeShade="BF" w:val="0F4761"/>
-      <w:sz w:val="32"/>
-      <w:szCs w:val="32"/>
+      <w:sz w:val="26"/>
+      <w:szCs w:val="26"/>
     </w:rPr>
   </w:style>
   <w:style w:styleId="Heading3" w:type="paragraph">
@@ -1200,8 +1684,8 @@
     <w:rPr>
       <w:rFonts w:cstheme="majorBidi" w:eastAsiaTheme="majorEastAsia"/>
       <w:color w:themeColor="accent1" w:themeShade="BF" w:val="0F4761"/>
-      <w:sz w:val="28"/>
-      <w:szCs w:val="28"/>
+      <w:sz w:val="24"/>
+      <w:szCs w:val="24"/>
     </w:rPr>
   </w:style>
   <w:style w:styleId="Heading4" w:type="paragraph">
@@ -1221,6 +1705,8 @@
       <w:outlineLvl w:val="3"/>
     </w:pPr>
     <w:rPr>
+      <w:sz w:val="22"/>
+      <w:szCs w:val="22"/>
       <w:rFonts w:cstheme="majorBidi" w:eastAsiaTheme="majorEastAsia"/>
       <w:i/>
       <w:iCs/>
@@ -1508,13 +1994,6 @@
       </w:tblCellMar>
     </w:tblPr>
     <w:tblStylePr w:type="firstRow">
-      <w:tblPr>
-        <w:jc w:val="left"/>
-        <w:tblInd w:type="dxa" w:w="0"/>
-      </w:tblPr>
-      <w:trPr>
-        <w:jc w:val="left"/>
-      </w:trPr>
       <w:tcPr>
         <w:tcBorders>
           <w:bottom w:val="single"/>
